--- a/pr-preview/pr-436/logistic-inference-handout-tracked-changes.docx
+++ b/pr-preview/pr-436/logistic-inference-handout-tracked-changes.docx
@@ -16,7 +16,7 @@
       </w:pPr>
       <w:del w:id="1" w:author="PR Preview" w:date="2026-01-01T00:00:00Z">
         <w:r>
-          <w:delText xml:space="preserve">Last modified: 2026-10-22 14:07:34 (PDT)</w:delText>
+          <w:delText xml:space="preserve">Last modified: 2026-10-22 15:19:15 (PDT)</w:delText>
         </w:r>
       </w:del>
     </w:p>
@@ -26,7 +26,7 @@
       </w:pPr>
       <w:ins w:id="2" w:author="PR Preview" w:date="2026-01-01T00:00:00Z">
         <w:r>
-          <w:t xml:space="preserve">Last modified: 2026-10-22 14:37:13 (PDT)</w:t>
+          <w:t xml:space="preserve">Last modified: 2026-10-22 15:47:56 (PDT)</w:t>
         </w:r>
       </w:ins>
     </w:p>
@@ -1099,29 +1099,12 @@
         <w:pStyle w:val="BodyText"/>
       </w:pPr>
       <w:bookmarkStart w:id="15" w:name="eq-deviance"/>
-      <w:del w:id="3" w:author="PR Preview" w:date="2026-01-01T00:00:00Z">
-        <w:r>
-          <w:delText xml:space="preserve">$$
-    D\stackrel{\text{def}}{=}-2 \, {\ell\mathopen{}\left(\hat{\mathord{\smash[b]{\underset{\raise.3ex\hbox{$\scriptstyle\sim$}}{\beta}}\vphantom{\beta}}}\right)\mathclose{}}
-    = -2 \sum_{i=1}^n\mathopen{}\left\{y_i\ln \hat\pi_i + \mathopen{}\left(1 - y_i\right)\mathclose{} {\ln\mathopen{}\left(1 - \hat\pi_i\right)\mathclose{}}\right\}\mathclose{},
-     \qquad(2)$$</w:delText>
-        </w:r>
-      </w:del>
-      <w:bookmarkEnd w:id="15"/>
-    </w:p>
-    <w:p>
-      <w:pPr>
-        <w:pStyle w:val="BodyText"/>
-      </w:pPr>
-      <w:bookmarkStart w:id="15" w:name="eq-deviance"/>
-      <w:ins w:id="4" w:author="PR Preview" w:date="2026-01-01T00:00:00Z">
-        <w:r>
-          <w:t xml:space="preserve">$$
+      <w:r>
+        <w:t xml:space="preserve">$$
     \operatorname{dev}\stackrel{\text{def}}{=}-2 \, {\ell\mathopen{}\left(\hat{\mathord{\smash[b]{\underset{\raise.3ex\hbox{$\scriptstyle\sim$}}{\beta}}\vphantom{\beta}}}\right)\mathclose{}}
     = -2 \sum_{i=1}^n\mathopen{}\left\{y_i\ln \hat\pi_i + \mathopen{}\left(1 - y_i\right)\mathclose{} {\ln\mathopen{}\left(1 - \hat\pi_i\right)\mathclose{}}\right\}\mathclose{},
      \qquad(2)$$</w:t>
-        </w:r>
-      </w:ins>
+      </w:r>
       <w:bookmarkEnd w:id="15"/>
     </w:p>
     <w:p>
@@ -6791,27 +6774,11 @@
         <w:pStyle w:val="BodyText"/>
       </w:pPr>
       <w:bookmarkStart w:id="46" w:name="eq-saturated-deviance"/>
-      <w:del w:id="5" w:author="PR Preview" w:date="2026-01-01T00:00:00Z">
-        <w:r>
-          <w:delText xml:space="preserve">$$
-    D_{\mathrm{sat}}= 2 \mathopen{}\left(\ell_{\mathrm{sat}}- {\ell\mathopen{}\left(\hat{\mathord{\smash[b]{\underset{\raise.3ex\hbox{$\scriptstyle\sim$}}{\beta}}\vphantom{\beta}}}\right)\mathclose{}}\right)\mathclose{}.
-     \qquad(5)$$</w:delText>
-        </w:r>
-      </w:del>
-      <w:bookmarkEnd w:id="46"/>
-    </w:p>
-    <w:p>
-      <w:pPr>
-        <w:pStyle w:val="BodyText"/>
-      </w:pPr>
-      <w:bookmarkStart w:id="46" w:name="eq-saturated-deviance"/>
-      <w:ins w:id="6" w:author="PR Preview" w:date="2026-01-01T00:00:00Z">
-        <w:r>
-          <w:t xml:space="preserve">$$
+      <w:r>
+        <w:t xml:space="preserve">$$
     \operatorname{dev}_{\mathrm{sat}}= 2 \mathopen{}\left(\ell_{\mathrm{sat}}- {\ell\mathopen{}\left(\hat{\mathord{\smash[b]{\underset{\raise.3ex\hbox{$\scriptstyle\sim$}}{\beta}}\vphantom{\beta}}}\right)\mathclose{}}\right)\mathclose{}.
      \qquad(5)$$</w:t>
-        </w:r>
-      </w:ins>
+      </w:r>
       <w:bookmarkEnd w:id="46"/>
     </w:p>
     <w:bookmarkEnd w:id="47"/>
@@ -8105,165 +8072,114 @@
       <w:pPr>
         <w:pStyle w:val="FirstParagraph"/>
       </w:pPr>
-      <w:del w:id="7" w:author="PR Preview" w:date="2026-01-01T00:00:00Z">
+      <w:r>
+        <w:rPr>
+          <w:i/>
+          <w:iCs/>
+        </w:rPr>
+        <w:t xml:space="preserve">Proof</w:t>
+      </w:r>
+      <w:r>
+        <w:t xml:space="preserve">. </w:t>
+      </w:r>
+      <w:hyperlink w:anchor="def-deviance">
         <w:r>
           <w:rPr>
-            <w:i/>
-            <w:iCs/>
+            <w:rStyle w:val="Hyperlink"/>
           </w:rPr>
-          <w:delText xml:space="preserve">Proof</w:delText>
+          <w:t xml:space="preserve">Definition 2</w:t>
         </w:r>
-      </w:del>
-      <w:del w:id="8" w:author="PR Preview" w:date="2026-01-01T00:00:00Z">
+      </w:hyperlink>
+      <w:r>
+        <w:t xml:space="preserve"> </w:t>
+      </w:r>
+      <w:r>
+        <w:t xml:space="preserve">gives</w:t>
+      </w:r>
+      <w:r>
+        <w:t xml:space="preserve"> </w:t>
+      </w:r>
+      <w:r>
+        <w:t xml:space="preserve">$\operatorname{dev}= -2 {\ell\mathopen{}\left(\hat{\mathord{\smash[b]{\underset{\raise.3ex\hbox{$\scriptstyle\sim$}}{\beta}}\vphantom{\beta}}}\right)\mathclose{}}$</w:t>
+      </w:r>
+      <w:r>
+        <w:t xml:space="preserve">.</w:t>
+      </w:r>
+      <w:r>
+        <w:t xml:space="preserve"> </w:t>
+      </w:r>
+      <w:r>
+        <w:t xml:space="preserve">Distributing the</w:t>
+      </w:r>
+      <w:r>
+        <w:t xml:space="preserve"> </w:t>
+      </w:r>
+      <m:oMath>
+        <m:r>
+          <m:t>2</m:t>
+        </m:r>
+      </m:oMath>
+      <w:r>
+        <w:t xml:space="preserve"> </w:t>
+      </w:r>
+      <w:r>
+        <w:t xml:space="preserve">in</w:t>
+      </w:r>
+      <w:r>
+        <w:t xml:space="preserve"> </w:t>
+      </w:r>
+      <w:hyperlink w:anchor="eq-saturated-deviance">
         <w:r>
-          <w:delText xml:space="preserve">. </w:delText>
+          <w:rPr>
+            <w:rStyle w:val="Hyperlink"/>
+          </w:rPr>
+          <w:t xml:space="preserve">Equation 5</w:t>
         </w:r>
-      </w:del>
-      <w:hyperlink w:anchor="def-deviance">
-        <w:del w:id="9" w:author="PR Preview" w:date="2026-01-01T00:00:00Z">
-          <w:r>
-            <w:rPr>
-              <w:rStyle w:val="Hyperlink"/>
-            </w:rPr>
-            <w:delText xml:space="preserve">Definition 2</w:delText>
-          </w:r>
-        </w:del>
       </w:hyperlink>
-      <w:del w:id="10" w:author="PR Preview" w:date="2026-01-01T00:00:00Z">
-        <w:r>
-          <w:delText xml:space="preserve"> </w:delText>
-        </w:r>
-      </w:del>
-      <w:del w:id="11" w:author="PR Preview" w:date="2026-01-01T00:00:00Z">
-        <w:r>
-          <w:delText xml:space="preserve">gives</w:delText>
-        </w:r>
-      </w:del>
-      <w:del w:id="12" w:author="PR Preview" w:date="2026-01-01T00:00:00Z">
-        <w:r>
-          <w:delText xml:space="preserve"> </w:delText>
-        </w:r>
-      </w:del>
-      <w:del w:id="13" w:author="PR Preview" w:date="2026-01-01T00:00:00Z">
-        <w:r>
-          <w:delText xml:space="preserve">$D= -2 {\ell\mathopen{}\left(\hat{\mathord{\smash[b]{\underset{\raise.3ex\hbox{$\scriptstyle\sim$}}{\beta}}\vphantom{\beta}}}\right)\mathclose{}}$</w:delText>
-        </w:r>
-      </w:del>
-      <w:del w:id="14" w:author="PR Preview" w:date="2026-01-01T00:00:00Z">
-        <w:r>
-          <w:delText xml:space="preserve">.</w:delText>
-        </w:r>
-      </w:del>
-      <w:del w:id="15" w:author="PR Preview" w:date="2026-01-01T00:00:00Z">
-        <w:r>
-          <w:delText xml:space="preserve"> </w:delText>
-        </w:r>
-      </w:del>
-      <w:del w:id="16" w:author="PR Preview" w:date="2026-01-01T00:00:00Z">
-        <w:r>
-          <w:delText xml:space="preserve">Distributing the</w:delText>
-        </w:r>
-      </w:del>
-      <w:del w:id="17" w:author="PR Preview" w:date="2026-01-01T00:00:00Z">
-        <w:r>
-          <w:delText xml:space="preserve"> </w:delText>
-        </w:r>
-      </w:del>
-      <m:oMath>
-        <m:r>
-          <m:t>2</m:t>
-        </m:r>
-      </m:oMath>
-      <w:del w:id="18" w:author="PR Preview" w:date="2026-01-01T00:00:00Z">
-        <w:r>
-          <w:delText xml:space="preserve"> </w:delText>
-        </w:r>
-      </w:del>
-      <w:del w:id="19" w:author="PR Preview" w:date="2026-01-01T00:00:00Z">
-        <w:r>
-          <w:delText xml:space="preserve">in</w:delText>
-        </w:r>
-      </w:del>
-      <w:del w:id="20" w:author="PR Preview" w:date="2026-01-01T00:00:00Z">
-        <w:r>
-          <w:delText xml:space="preserve"> </w:delText>
-        </w:r>
-      </w:del>
-      <w:hyperlink w:anchor="eq-saturated-deviance">
-        <w:del w:id="21" w:author="PR Preview" w:date="2026-01-01T00:00:00Z">
-          <w:r>
-            <w:rPr>
-              <w:rStyle w:val="Hyperlink"/>
-            </w:rPr>
-            <w:delText xml:space="preserve">Equation 5</w:delText>
-          </w:r>
-        </w:del>
-      </w:hyperlink>
-      <w:del w:id="22" w:author="PR Preview" w:date="2026-01-01T00:00:00Z">
-        <w:r>
-          <w:delText xml:space="preserve"> </w:delText>
-        </w:r>
-      </w:del>
-      <w:del w:id="23" w:author="PR Preview" w:date="2026-01-01T00:00:00Z">
-        <w:r>
-          <w:delText xml:space="preserve">gives</w:delText>
-        </w:r>
-      </w:del>
-      <w:del w:id="24" w:author="PR Preview" w:date="2026-01-01T00:00:00Z">
-        <w:r>
-          <w:delText xml:space="preserve"> </w:delText>
-        </w:r>
-      </w:del>
-      <w:del w:id="25" w:author="PR Preview" w:date="2026-01-01T00:00:00Z">
-        <w:r>
-          <w:delText xml:space="preserve">$D_{\mathrm{sat}}= 2 \ell_{\mathrm{sat}}- 2 {\ell\mathopen{}\left(\hat{\mathord{\smash[b]{\underset{\raise.3ex\hbox{$\scriptstyle\sim$}}{\beta}}\vphantom{\beta}}}\right)\mathclose{}}$</w:delText>
-        </w:r>
-      </w:del>
-      <w:del w:id="26" w:author="PR Preview" w:date="2026-01-01T00:00:00Z">
-        <w:r>
-          <w:delText xml:space="preserve">.</w:delText>
-        </w:r>
-      </w:del>
-      <w:del w:id="27" w:author="PR Preview" w:date="2026-01-01T00:00:00Z">
-        <w:r>
-          <w:delText xml:space="preserve"> </w:delText>
-        </w:r>
-      </w:del>
-      <w:del w:id="28" w:author="PR Preview" w:date="2026-01-01T00:00:00Z">
-        <w:r>
-          <w:delText xml:space="preserve">Substituting</w:delText>
-        </w:r>
-      </w:del>
-      <w:del w:id="29" w:author="PR Preview" w:date="2026-01-01T00:00:00Z">
-        <w:r>
-          <w:delText xml:space="preserve"> </w:delText>
-        </w:r>
-      </w:del>
-      <w:del w:id="30" w:author="PR Preview" w:date="2026-01-01T00:00:00Z">
-        <w:r>
-          <w:delText xml:space="preserve">$D= -2 {\ell\mathopen{}\left(\hat{\mathord{\smash[b]{\underset{\raise.3ex\hbox{$\scriptstyle\sim$}}{\beta}}\vphantom{\beta}}}\right)\mathclose{}}$</w:delText>
-        </w:r>
-      </w:del>
-      <w:del w:id="31" w:author="PR Preview" w:date="2026-01-01T00:00:00Z">
-        <w:r>
-          <w:delText xml:space="preserve"> </w:delText>
-        </w:r>
-      </w:del>
-      <w:del w:id="32" w:author="PR Preview" w:date="2026-01-01T00:00:00Z">
-        <w:r>
-          <w:delText xml:space="preserve">into this expression gives</w:delText>
-        </w:r>
-      </w:del>
-      <w:del w:id="33" w:author="PR Preview" w:date="2026-01-01T00:00:00Z">
-        <w:r>
-          <w:delText xml:space="preserve"> </w:delText>
-        </w:r>
-      </w:del>
+      <w:r>
+        <w:t xml:space="preserve"> </w:t>
+      </w:r>
+      <w:r>
+        <w:t xml:space="preserve">gives</w:t>
+      </w:r>
+      <w:r>
+        <w:t xml:space="preserve"> </w:t>
+      </w:r>
+      <w:r>
+        <w:t xml:space="preserve">$\operatorname{dev}_{\mathrm{sat}}= 2 \ell_{\mathrm{sat}}- 2 {\ell\mathopen{}\left(\hat{\mathord{\smash[b]{\underset{\raise.3ex\hbox{$\scriptstyle\sim$}}{\beta}}\vphantom{\beta}}}\right)\mathclose{}}$</w:t>
+      </w:r>
+      <w:r>
+        <w:t xml:space="preserve">.</w:t>
+      </w:r>
+      <w:r>
+        <w:t xml:space="preserve"> </w:t>
+      </w:r>
+      <w:r>
+        <w:t xml:space="preserve">Substituting</w:t>
+      </w:r>
+      <w:r>
+        <w:t xml:space="preserve"> </w:t>
+      </w:r>
+      <w:r>
+        <w:t xml:space="preserve">$\operatorname{dev}= -2 {\ell\mathopen{}\left(\hat{\mathord{\smash[b]{\underset{\raise.3ex\hbox{$\scriptstyle\sim$}}{\beta}}\vphantom{\beta}}}\right)\mathclose{}}$</w:t>
+      </w:r>
+      <w:r>
+        <w:t xml:space="preserve"> </w:t>
+      </w:r>
+      <w:r>
+        <w:t xml:space="preserve">into this expression gives</w:t>
+      </w:r>
+      <w:r>
+        <w:t xml:space="preserve"> </w:t>
+      </w:r>
       <m:oMath>
         <m:sSub>
           <m:e>
             <m:r>
-              <m:t>D</m:t>
+              <m:rPr>
+                <m:sty m:val="p"/>
+              </m:rPr>
+              <m:t>dev</m:t>
             </m:r>
           </m:e>
           <m:sub>
@@ -8330,29 +8246,24 @@
           <m:t>+</m:t>
         </m:r>
         <m:r>
-          <m:t>D</m:t>
+          <m:rPr>
+            <m:sty m:val="p"/>
+          </m:rPr>
+          <m:t>dev</m:t>
         </m:r>
       </m:oMath>
-      <w:del w:id="34" w:author="PR Preview" w:date="2026-01-01T00:00:00Z">
-        <w:r>
-          <w:delText xml:space="preserve">.</w:delText>
-        </w:r>
-      </w:del>
-      <w:del w:id="35" w:author="PR Preview" w:date="2026-01-01T00:00:00Z">
-        <w:r>
-          <w:delText xml:space="preserve"> </w:delText>
-        </w:r>
-      </w:del>
-      <w:del w:id="36" w:author="PR Preview" w:date="2026-01-01T00:00:00Z">
-        <w:r>
-          <w:delText xml:space="preserve">Subtracting</w:delText>
-        </w:r>
-      </w:del>
-      <w:del w:id="37" w:author="PR Preview" w:date="2026-01-01T00:00:00Z">
-        <w:r>
-          <w:delText xml:space="preserve"> </w:delText>
-        </w:r>
-      </w:del>
+      <w:r>
+        <w:t xml:space="preserve">.</w:t>
+      </w:r>
+      <w:r>
+        <w:t xml:space="preserve"> </w:t>
+      </w:r>
+      <w:r>
+        <w:t xml:space="preserve">Subtracting</w:t>
+      </w:r>
+      <w:r>
+        <w:t xml:space="preserve"> </w:t>
+      </w:r>
       <m:oMath>
         <m:r>
           <m:t>2</m:t>
@@ -8385,317 +8296,12 @@
           </m:sub>
         </m:sSub>
       </m:oMath>
-      <w:del w:id="38" w:author="PR Preview" w:date="2026-01-01T00:00:00Z">
-        <w:r>
-          <w:delText xml:space="preserve"> </w:delText>
-        </w:r>
-      </w:del>
-      <w:del w:id="39" w:author="PR Preview" w:date="2026-01-01T00:00:00Z">
-        <w:r>
-          <w:delText xml:space="preserve">from both sides gives the claim.</w:delText>
-        </w:r>
-      </w:del>
-    </w:p>
-    <w:p>
-      <w:pPr>
-        <w:pStyle w:val="FirstParagraph"/>
-      </w:pPr>
-      <w:ins w:id="40" w:author="PR Preview" w:date="2026-01-01T00:00:00Z">
-        <w:r>
-          <w:rPr>
-            <w:i/>
-            <w:iCs/>
-          </w:rPr>
-          <w:t xml:space="preserve">Proof</w:t>
-        </w:r>
-      </w:ins>
-      <w:ins w:id="41" w:author="PR Preview" w:date="2026-01-01T00:00:00Z">
-        <w:r>
-          <w:t xml:space="preserve">. </w:t>
-        </w:r>
-      </w:ins>
-      <w:hyperlink w:anchor="def-deviance">
-        <w:ins w:id="42" w:author="PR Preview" w:date="2026-01-01T00:00:00Z">
-          <w:r>
-            <w:rPr>
-              <w:rStyle w:val="Hyperlink"/>
-            </w:rPr>
-            <w:t xml:space="preserve">Definition 2</w:t>
-          </w:r>
-        </w:ins>
-      </w:hyperlink>
-      <w:ins w:id="43" w:author="PR Preview" w:date="2026-01-01T00:00:00Z">
-        <w:r>
-          <w:t xml:space="preserve"> </w:t>
-        </w:r>
-      </w:ins>
-      <w:ins w:id="44" w:author="PR Preview" w:date="2026-01-01T00:00:00Z">
-        <w:r>
-          <w:t xml:space="preserve">gives</w:t>
-        </w:r>
-      </w:ins>
-      <w:ins w:id="45" w:author="PR Preview" w:date="2026-01-01T00:00:00Z">
-        <w:r>
-          <w:t xml:space="preserve"> </w:t>
-        </w:r>
-      </w:ins>
-      <w:ins w:id="46" w:author="PR Preview" w:date="2026-01-01T00:00:00Z">
-        <w:r>
-          <w:t xml:space="preserve">$\operatorname{dev}= -2 {\ell\mathopen{}\left(\hat{\mathord{\smash[b]{\underset{\raise.3ex\hbox{$\scriptstyle\sim$}}{\beta}}\vphantom{\beta}}}\right)\mathclose{}}$</w:t>
-        </w:r>
-      </w:ins>
-      <w:ins w:id="47" w:author="PR Preview" w:date="2026-01-01T00:00:00Z">
-        <w:r>
-          <w:t xml:space="preserve">.</w:t>
-        </w:r>
-      </w:ins>
-      <w:ins w:id="48" w:author="PR Preview" w:date="2026-01-01T00:00:00Z">
-        <w:r>
-          <w:t xml:space="preserve"> </w:t>
-        </w:r>
-      </w:ins>
-      <w:ins w:id="49" w:author="PR Preview" w:date="2026-01-01T00:00:00Z">
-        <w:r>
-          <w:t xml:space="preserve">Distributing the</w:t>
-        </w:r>
-      </w:ins>
-      <w:ins w:id="50" w:author="PR Preview" w:date="2026-01-01T00:00:00Z">
-        <w:r>
-          <w:t xml:space="preserve"> </w:t>
-        </w:r>
-      </w:ins>
-      <m:oMath>
-        <m:r>
-          <m:t>2</m:t>
-        </m:r>
-      </m:oMath>
-      <w:ins w:id="51" w:author="PR Preview" w:date="2026-01-01T00:00:00Z">
-        <w:r>
-          <w:t xml:space="preserve"> </w:t>
-        </w:r>
-      </w:ins>
-      <w:ins w:id="52" w:author="PR Preview" w:date="2026-01-01T00:00:00Z">
-        <w:r>
-          <w:t xml:space="preserve">in</w:t>
-        </w:r>
-      </w:ins>
-      <w:ins w:id="53" w:author="PR Preview" w:date="2026-01-01T00:00:00Z">
-        <w:r>
-          <w:t xml:space="preserve"> </w:t>
-        </w:r>
-      </w:ins>
-      <w:hyperlink w:anchor="eq-saturated-deviance">
-        <w:ins w:id="54" w:author="PR Preview" w:date="2026-01-01T00:00:00Z">
-          <w:r>
-            <w:rPr>
-              <w:rStyle w:val="Hyperlink"/>
-            </w:rPr>
-            <w:t xml:space="preserve">Equation 5</w:t>
-          </w:r>
-        </w:ins>
-      </w:hyperlink>
-      <w:ins w:id="55" w:author="PR Preview" w:date="2026-01-01T00:00:00Z">
-        <w:r>
-          <w:t xml:space="preserve"> </w:t>
-        </w:r>
-      </w:ins>
-      <w:ins w:id="56" w:author="PR Preview" w:date="2026-01-01T00:00:00Z">
-        <w:r>
-          <w:t xml:space="preserve">gives</w:t>
-        </w:r>
-      </w:ins>
-      <w:ins w:id="57" w:author="PR Preview" w:date="2026-01-01T00:00:00Z">
-        <w:r>
-          <w:t xml:space="preserve"> </w:t>
-        </w:r>
-      </w:ins>
-      <w:ins w:id="58" w:author="PR Preview" w:date="2026-01-01T00:00:00Z">
-        <w:r>
-          <w:t xml:space="preserve">$\operatorname{dev}_{\mathrm{sat}}= 2 \ell_{\mathrm{sat}}- 2 {\ell\mathopen{}\left(\hat{\mathord{\smash[b]{\underset{\raise.3ex\hbox{$\scriptstyle\sim$}}{\beta}}\vphantom{\beta}}}\right)\mathclose{}}$</w:t>
-        </w:r>
-      </w:ins>
-      <w:ins w:id="59" w:author="PR Preview" w:date="2026-01-01T00:00:00Z">
-        <w:r>
-          <w:t xml:space="preserve">.</w:t>
-        </w:r>
-      </w:ins>
-      <w:ins w:id="60" w:author="PR Preview" w:date="2026-01-01T00:00:00Z">
-        <w:r>
-          <w:t xml:space="preserve"> </w:t>
-        </w:r>
-      </w:ins>
-      <w:ins w:id="61" w:author="PR Preview" w:date="2026-01-01T00:00:00Z">
-        <w:r>
-          <w:t xml:space="preserve">Substituting</w:t>
-        </w:r>
-      </w:ins>
-      <w:ins w:id="62" w:author="PR Preview" w:date="2026-01-01T00:00:00Z">
-        <w:r>
-          <w:t xml:space="preserve"> </w:t>
-        </w:r>
-      </w:ins>
-      <w:ins w:id="63" w:author="PR Preview" w:date="2026-01-01T00:00:00Z">
-        <w:r>
-          <w:t xml:space="preserve">$\operatorname{dev}= -2 {\ell\mathopen{}\left(\hat{\mathord{\smash[b]{\underset{\raise.3ex\hbox{$\scriptstyle\sim$}}{\beta}}\vphantom{\beta}}}\right)\mathclose{}}$</w:t>
-        </w:r>
-      </w:ins>
-      <w:ins w:id="64" w:author="PR Preview" w:date="2026-01-01T00:00:00Z">
-        <w:r>
-          <w:t xml:space="preserve"> </w:t>
-        </w:r>
-      </w:ins>
-      <w:ins w:id="65" w:author="PR Preview" w:date="2026-01-01T00:00:00Z">
-        <w:r>
-          <w:t xml:space="preserve">into this expression gives</w:t>
-        </w:r>
-      </w:ins>
-      <w:ins w:id="66" w:author="PR Preview" w:date="2026-01-01T00:00:00Z">
-        <w:r>
-          <w:t xml:space="preserve"> </w:t>
-        </w:r>
-      </w:ins>
-      <m:oMath>
-        <m:sSub>
-          <m:e>
-            <m:r>
-              <m:rPr>
-                <m:sty m:val="p"/>
-              </m:rPr>
-              <m:t>dev</m:t>
-            </m:r>
-          </m:e>
-          <m:sub>
-            <m:r>
-              <m:rPr>
-                <m:sty m:val="p"/>
-              </m:rPr>
-              <m:t>s</m:t>
-            </m:r>
-            <m:r>
-              <m:rPr>
-                <m:sty m:val="p"/>
-              </m:rPr>
-              <m:t>a</m:t>
-            </m:r>
-            <m:r>
-              <m:rPr>
-                <m:sty m:val="p"/>
-              </m:rPr>
-              <m:t>t</m:t>
-            </m:r>
-          </m:sub>
-        </m:sSub>
-        <m:r>
-          <m:rPr>
-            <m:sty m:val="p"/>
-          </m:rPr>
-          <m:t>=</m:t>
-        </m:r>
-        <m:r>
-          <m:t>2</m:t>
-        </m:r>
-        <m:sSub>
-          <m:e>
-            <m:r>
-              <m:t>ℓ</m:t>
-            </m:r>
-          </m:e>
-          <m:sub>
-            <m:r>
-              <m:rPr>
-                <m:sty m:val="p"/>
-              </m:rPr>
-              <m:t>s</m:t>
-            </m:r>
-            <m:r>
-              <m:rPr>
-                <m:sty m:val="p"/>
-              </m:rPr>
-              <m:t>a</m:t>
-            </m:r>
-            <m:r>
-              <m:rPr>
-                <m:sty m:val="p"/>
-              </m:rPr>
-              <m:t>t</m:t>
-            </m:r>
-          </m:sub>
-        </m:sSub>
-        <m:r>
-          <m:rPr>
-            <m:sty m:val="p"/>
-          </m:rPr>
-          <m:t>+</m:t>
-        </m:r>
-        <m:r>
-          <m:rPr>
-            <m:sty m:val="p"/>
-          </m:rPr>
-          <m:t>dev</m:t>
-        </m:r>
-      </m:oMath>
-      <w:ins w:id="67" w:author="PR Preview" w:date="2026-01-01T00:00:00Z">
-        <w:r>
-          <w:t xml:space="preserve">.</w:t>
-        </w:r>
-      </w:ins>
-      <w:ins w:id="68" w:author="PR Preview" w:date="2026-01-01T00:00:00Z">
-        <w:r>
-          <w:t xml:space="preserve"> </w:t>
-        </w:r>
-      </w:ins>
-      <w:ins w:id="69" w:author="PR Preview" w:date="2026-01-01T00:00:00Z">
-        <w:r>
-          <w:t xml:space="preserve">Subtracting</w:t>
-        </w:r>
-      </w:ins>
-      <w:ins w:id="70" w:author="PR Preview" w:date="2026-01-01T00:00:00Z">
-        <w:r>
-          <w:t xml:space="preserve"> </w:t>
-        </w:r>
-      </w:ins>
-      <m:oMath>
-        <m:r>
-          <m:t>2</m:t>
-        </m:r>
-        <m:sSub>
-          <m:e>
-            <m:r>
-              <m:t>ℓ</m:t>
-            </m:r>
-          </m:e>
-          <m:sub>
-            <m:r>
-              <m:rPr>
-                <m:sty m:val="p"/>
-              </m:rPr>
-              <m:t>s</m:t>
-            </m:r>
-            <m:r>
-              <m:rPr>
-                <m:sty m:val="p"/>
-              </m:rPr>
-              <m:t>a</m:t>
-            </m:r>
-            <m:r>
-              <m:rPr>
-                <m:sty m:val="p"/>
-              </m:rPr>
-              <m:t>t</m:t>
-            </m:r>
-          </m:sub>
-        </m:sSub>
-      </m:oMath>
-      <w:ins w:id="71" w:author="PR Preview" w:date="2026-01-01T00:00:00Z">
-        <w:r>
-          <w:t xml:space="preserve"> </w:t>
-        </w:r>
-      </w:ins>
-      <w:ins w:id="72" w:author="PR Preview" w:date="2026-01-01T00:00:00Z">
-        <w:r>
-          <w:t xml:space="preserve">from both sides gives the claim.</w:t>
-        </w:r>
-      </w:ins>
+      <w:r>
+        <w:t xml:space="preserve"> </w:t>
+      </w:r>
+      <w:r>
+        <w:t xml:space="preserve">from both sides gives the claim.</w:t>
+      </w:r>
     </w:p>
     <w:bookmarkStart w:id="54" w:name="rem-deviance-shift"/>
     <w:p>
